--- a/교육자료/특전대_운영교육.docx
+++ b/교육자료/특전대_운영교육.docx
@@ -4,8 +4,10 @@
   <w:body>
     <w:p>
       <w:pPr>
-        <w:spacing w:line="336" w:lineRule="auto" w:after="40"/>
-        <w:jc w:val="center"/>
+        <w:keepNext w:val="0"/>
+        <w:spacing w:line="324" w:lineRule="auto" w:before="0" w:after="40"/>
+        <w:ind w:left="0" w:firstLine="0"/>
+        <w:jc w:val="left"/>
       </w:pPr>
       <w:r>
         <w:rPr>
@@ -13,22 +15,27 @@
           <w:b/>
           <w:i w:val="0"/>
           <w:color w:val="1F3864"/>
-          <w:sz w:val="40"/>
+          <w:sz w:val="48"/>
         </w:rPr>
         <w:t>특전대 운영 교육</w:t>
       </w:r>
     </w:p>
     <w:p>
       <w:pPr>
-        <w:spacing w:line="336" w:lineRule="auto" w:after="40"/>
-        <w:jc w:val="center"/>
+        <w:keepNext w:val="0"/>
+        <w:spacing w:line="324" w:lineRule="auto" w:before="0" w:after="200"/>
+        <w:ind w:left="0" w:firstLine="0"/>
+        <w:jc w:val="left"/>
+        <w:pBdr>
+          <w:bottom w:val="single" w:sz="4" w:space="2" w:color="595959"/>
+        </w:pBdr>
       </w:pPr>
       <w:r>
         <w:rPr>
           <w:rFonts w:ascii="맑은 고딕" w:hAnsi="맑은 고딕" w:eastAsia="맑은 고딕"/>
           <w:b w:val="0"/>
           <w:i w:val="0"/>
-          <w:color w:val="555555"/>
+          <w:color w:val="595959"/>
           <w:sz w:val="22"/>
         </w:rPr>
         <w:t>일시 : 10/14(수) 15시</w:t>
@@ -37,150 +44,156 @@
     <w:p>
       <w:pPr>
         <w:keepNext/>
-        <w:spacing w:line="336" w:lineRule="auto" w:after="40" w:before="280"/>
+        <w:spacing w:line="324" w:lineRule="auto" w:before="360" w:after="120"/>
+        <w:ind w:left="0" w:firstLine="0"/>
+        <w:jc w:val="left"/>
+        <w:pBdr>
+          <w:bottom w:val="single" w:sz="12" w:space="2" w:color="C00000"/>
+        </w:pBdr>
       </w:pPr>
       <w:r>
         <w:rPr>
           <w:rFonts w:ascii="맑은 고딕" w:hAnsi="맑은 고딕" w:eastAsia="맑은 고딕"/>
           <w:b/>
           <w:i w:val="0"/>
-          <w:color w:val="1F3864"/>
-          <w:sz w:val="28"/>
+          <w:color w:val="C00000"/>
+          <w:sz w:val="36"/>
         </w:rPr>
-        <w:t>교육 순서</w:t>
+        <w:t>Ⅰ. 특전대 운영 교육</w:t>
       </w:r>
     </w:p>
     <w:p>
       <w:pPr>
-        <w:spacing w:line="336" w:lineRule="auto" w:after="40"/>
+        <w:keepNext w:val="0"/>
+        <w:spacing w:line="324" w:lineRule="auto" w:before="0" w:after="20"/>
+        <w:ind w:left="1247" w:hanging="170"/>
+        <w:jc w:val="left"/>
       </w:pPr>
       <w:r>
         <w:rPr>
           <w:rFonts w:ascii="맑은 고딕" w:hAnsi="맑은 고딕" w:eastAsia="맑은 고딕"/>
           <w:b w:val="0"/>
           <w:i w:val="0"/>
+          <w:color w:val="595959"/>
+          <w:sz w:val="20"/>
         </w:rPr>
-        <w:t>1) 특전대 운영 교육</w:t>
+        <w:t>- 팀원들이 같이 움직이는데 뭐가 필요하고, 결과내기 위해 어떤게 필요한지, 무엇을 안해야 하는지..</w:t>
       </w:r>
     </w:p>
     <w:p>
       <w:pPr>
-        <w:spacing w:line="336" w:lineRule="auto" w:after="40"/>
+        <w:keepNext/>
+        <w:spacing w:line="324" w:lineRule="auto" w:before="240" w:after="60"/>
+        <w:ind w:left="170" w:firstLine="0"/>
+        <w:jc w:val="left"/>
+      </w:pPr>
+      <w:r>
+        <w:rPr>
+          <w:rFonts w:ascii="맑은 고딕" w:hAnsi="맑은 고딕" w:eastAsia="맑은 고딕"/>
+          <w:b/>
+          <w:i w:val="0"/>
+          <w:color w:val="1F4E79"/>
+          <w:sz w:val="28"/>
+        </w:rPr>
+        <w:t>1. 같이 움직이는데 무엇이 필요한가?</w:t>
+      </w:r>
+    </w:p>
+    <w:p>
+      <w:pPr>
+        <w:keepNext/>
+        <w:spacing w:line="324" w:lineRule="auto" w:before="120" w:after="40"/>
+        <w:ind w:left="454" w:firstLine="0"/>
+        <w:jc w:val="left"/>
+      </w:pPr>
+      <w:r>
+        <w:rPr>
+          <w:rFonts w:ascii="맑은 고딕" w:hAnsi="맑은 고딕" w:eastAsia="맑은 고딕"/>
+          <w:b/>
+          <w:i w:val="0"/>
+          <w:color w:val="2E7D32"/>
+          <w:sz w:val="24"/>
+        </w:rPr>
+        <w:t>1) 단합 : 아침기도</w:t>
+      </w:r>
+    </w:p>
+    <w:p>
+      <w:pPr>
+        <w:keepNext w:val="0"/>
+        <w:spacing w:line="324" w:lineRule="auto" w:before="20" w:after="20"/>
+        <w:ind w:left="964" w:hanging="227"/>
+        <w:jc w:val="left"/>
       </w:pPr>
       <w:r>
         <w:rPr>
           <w:rFonts w:ascii="맑은 고딕" w:hAnsi="맑은 고딕" w:eastAsia="맑은 고딕"/>
           <w:b w:val="0"/>
           <w:i w:val="0"/>
+          <w:color w:val="000000"/>
+          <w:sz w:val="22"/>
         </w:rPr>
-        <w:t>2) 현장 활동 방법 → 팀원들이 같이 움직이는데 뭐가 필요하고, 결과내기 위해 어떤게 필요한지, 무엇을 안해야 하는지..</w:t>
+        <w:t>① 시간 정해서 일정하게.</w:t>
       </w:r>
     </w:p>
     <w:p>
       <w:pPr>
-        <w:spacing w:line="336" w:lineRule="auto" w:after="40"/>
+        <w:keepNext w:val="0"/>
+        <w:spacing w:line="324" w:lineRule="auto" w:before="20" w:after="20"/>
+        <w:ind w:left="964" w:hanging="227"/>
+        <w:jc w:val="left"/>
       </w:pPr>
       <w:r>
         <w:rPr>
           <w:rFonts w:ascii="맑은 고딕" w:hAnsi="맑은 고딕" w:eastAsia="맑은 고딕"/>
           <w:b w:val="0"/>
           <w:i w:val="0"/>
+          <w:color w:val="000000"/>
+          <w:sz w:val="22"/>
         </w:rPr>
-        <w:t>3) 성공 사례 발표 → 섬김부터 새신자 낸 단계 2~3명 정도 준비해서 발표.</w:t>
+        <w:t>② 팀장이 전날 공지.</w:t>
       </w:r>
     </w:p>
     <w:p>
       <w:pPr>
-        <w:keepNext/>
-        <w:spacing w:line="336" w:lineRule="auto" w:after="40" w:before="280"/>
+        <w:keepNext w:val="0"/>
+        <w:spacing w:line="324" w:lineRule="auto" w:before="20" w:after="20"/>
+        <w:ind w:left="964" w:hanging="227"/>
+        <w:jc w:val="left"/>
+      </w:pPr>
+      <w:r>
+        <w:rPr>
+          <w:rFonts w:ascii="맑은 고딕" w:hAnsi="맑은 고딕" w:eastAsia="맑은 고딕"/>
+          <w:b w:val="0"/>
+          <w:i w:val="0"/>
+          <w:color w:val="000000"/>
+          <w:sz w:val="22"/>
+        </w:rPr>
+        <w:t>③ 돌아가면서 대표 마무리기도 (사회도)</w:t>
+      </w:r>
+    </w:p>
+    <w:p>
+      <w:pPr>
+        <w:keepNext w:val="0"/>
+        <w:spacing w:line="324" w:lineRule="auto" w:before="40" w:after="40"/>
+        <w:ind w:left="737" w:firstLine="0"/>
+        <w:jc w:val="left"/>
       </w:pPr>
       <w:r>
         <w:rPr>
           <w:rFonts w:ascii="맑은 고딕" w:hAnsi="맑은 고딕" w:eastAsia="맑은 고딕"/>
           <w:b/>
           <w:i w:val="0"/>
-          <w:color w:val="1F3864"/>
-          <w:sz w:val="28"/>
+          <w:color w:val="C55A11"/>
+          <w:sz w:val="22"/>
         </w:rPr>
-        <w:t>1) 같이 움직이는데 무엇이 필요한가?</w:t>
+        <w:t>→ 흩어질 수 있는 마음을 모아줌. 첫날부터 마지막날까지 지킴.</w:t>
       </w:r>
     </w:p>
     <w:p>
       <w:pPr>
-        <w:keepNext/>
-        <w:spacing w:line="336" w:lineRule="auto" w:after="40" w:before="160"/>
-      </w:pPr>
-      <w:r>
-        <w:rPr>
-          <w:rFonts w:ascii="맑은 고딕" w:hAnsi="맑은 고딕" w:eastAsia="맑은 고딕"/>
-          <w:b/>
-          <w:i w:val="0"/>
-          <w:color w:val="2E75B6"/>
-          <w:sz w:val="24"/>
-        </w:rPr>
-        <w:t>단합 ① 아침기도</w:t>
-      </w:r>
-    </w:p>
-    <w:p>
-      <w:pPr>
-        <w:spacing w:line="336" w:lineRule="auto" w:after="40"/>
-        <w:ind w:left="340" w:hanging="198"/>
-      </w:pPr>
-      <w:r>
-        <w:rPr>
-          <w:rFonts w:ascii="맑은 고딕" w:hAnsi="맑은 고딕" w:eastAsia="맑은 고딕"/>
-          <w:b w:val="0"/>
-          <w:i w:val="0"/>
-        </w:rPr>
-        <w:t>• 시간 정해서 일정하게.</w:t>
-      </w:r>
-    </w:p>
-    <w:p>
-      <w:pPr>
-        <w:spacing w:line="336" w:lineRule="auto" w:after="40"/>
-        <w:ind w:left="340" w:hanging="198"/>
-      </w:pPr>
-      <w:r>
-        <w:rPr>
-          <w:rFonts w:ascii="맑은 고딕" w:hAnsi="맑은 고딕" w:eastAsia="맑은 고딕"/>
-          <w:b w:val="0"/>
-          <w:i w:val="0"/>
-        </w:rPr>
-        <w:t>• 팀장이 전날 공지.</w:t>
-      </w:r>
-    </w:p>
-    <w:p>
-      <w:pPr>
-        <w:spacing w:line="336" w:lineRule="auto" w:after="40"/>
-        <w:ind w:left="340" w:hanging="198"/>
-      </w:pPr>
-      <w:r>
-        <w:rPr>
-          <w:rFonts w:ascii="맑은 고딕" w:hAnsi="맑은 고딕" w:eastAsia="맑은 고딕"/>
-          <w:b w:val="0"/>
-          <w:i w:val="0"/>
-        </w:rPr>
-        <w:t>• 돌아가면서 대표 마무리기도 (사회도).</w:t>
-      </w:r>
-    </w:p>
-    <w:p>
-      <w:pPr>
-        <w:spacing w:line="336" w:lineRule="auto" w:after="40"/>
-        <w:ind w:left="340" w:hanging="198"/>
-      </w:pPr>
-      <w:r>
-        <w:rPr>
-          <w:rFonts w:ascii="맑은 고딕" w:hAnsi="맑은 고딕" w:eastAsia="맑은 고딕"/>
-          <w:b w:val="0"/>
-          <w:i w:val="0"/>
-        </w:rPr>
-        <w:t>• → 흩어질 수 있는 마음을 모아줌. 첫날부터 마지막날까지 지킴.</w:t>
-      </w:r>
-    </w:p>
-    <w:p>
-      <w:pPr>
-        <w:spacing w:line="336" w:lineRule="auto" w:after="40"/>
-        <w:ind w:left="340"/>
+        <w:keepNext w:val="0"/>
+        <w:spacing w:line="324" w:lineRule="auto" w:before="40" w:after="40"/>
+        <w:ind w:left="737" w:firstLine="0"/>
+        <w:jc w:val="left"/>
       </w:pPr>
       <w:r>
         <w:rPr>
@@ -190,535 +203,846 @@
           <w:color w:val="7F6000"/>
           <w:sz w:val="20"/>
         </w:rPr>
-        <w:t>※ 장년회 찾아가기 / 자문회 상담 — 9시 → 8:40, 9:30 → 9:10분</w:t>
+        <w:t>※ 장년회 찾아가기 / 자문회 상담 : 9시 → 8:40, 9:30 → 9:10분</w:t>
       </w:r>
     </w:p>
     <w:p>
       <w:pPr>
         <w:keepNext/>
-        <w:spacing w:line="336" w:lineRule="auto" w:after="40" w:before="160"/>
+        <w:spacing w:line="324" w:lineRule="auto" w:before="120" w:after="40"/>
+        <w:ind w:left="454" w:firstLine="0"/>
+        <w:jc w:val="left"/>
       </w:pPr>
       <w:r>
         <w:rPr>
           <w:rFonts w:ascii="맑은 고딕" w:hAnsi="맑은 고딕" w:eastAsia="맑은 고딕"/>
           <w:b/>
           <w:i w:val="0"/>
-          <w:color w:val="2E75B6"/>
+          <w:color w:val="2E7D32"/>
           <w:sz w:val="24"/>
         </w:rPr>
-        <w:t>단합 ② 다음날 일정 공유</w:t>
+        <w:t>2) 다음날 일정 공유</w:t>
       </w:r>
     </w:p>
     <w:p>
       <w:pPr>
-        <w:spacing w:line="336" w:lineRule="auto" w:after="40"/>
-        <w:ind w:left="340" w:hanging="198"/>
+        <w:keepNext w:val="0"/>
+        <w:spacing w:line="324" w:lineRule="auto" w:before="20" w:after="20"/>
+        <w:ind w:left="964" w:hanging="227"/>
+        <w:jc w:val="left"/>
       </w:pPr>
       <w:r>
         <w:rPr>
           <w:rFonts w:ascii="맑은 고딕" w:hAnsi="맑은 고딕" w:eastAsia="맑은 고딕"/>
           <w:b w:val="0"/>
           <w:i w:val="0"/>
+          <w:color w:val="000000"/>
+          <w:sz w:val="22"/>
         </w:rPr>
-        <w:t>• 전도활동과 관계되는 활동을 전날 밤 계획. 미리 올림.</w:t>
+        <w:t>① 전도활동과 관계되는 활동을 전날 밤 계획.</w:t>
+      </w:r>
+    </w:p>
+    <w:p>
+      <w:pPr>
+        <w:keepNext w:val="0"/>
+        <w:spacing w:line="324" w:lineRule="auto" w:before="20" w:after="20"/>
+        <w:ind w:left="964" w:hanging="227"/>
+        <w:jc w:val="left"/>
+      </w:pPr>
+      <w:r>
+        <w:rPr>
+          <w:rFonts w:ascii="맑은 고딕" w:hAnsi="맑은 고딕" w:eastAsia="맑은 고딕"/>
+          <w:b w:val="0"/>
+          <w:i w:val="0"/>
+          <w:color w:val="000000"/>
+          <w:sz w:val="22"/>
+        </w:rPr>
+        <w:t>② 미리 올림.</w:t>
       </w:r>
     </w:p>
     <w:p>
       <w:pPr>
         <w:keepNext/>
-        <w:spacing w:line="336" w:lineRule="auto" w:after="40" w:before="160"/>
+        <w:spacing w:line="324" w:lineRule="auto" w:before="120" w:after="40"/>
+        <w:ind w:left="454" w:firstLine="0"/>
+        <w:jc w:val="left"/>
       </w:pPr>
       <w:r>
         <w:rPr>
           <w:rFonts w:ascii="맑은 고딕" w:hAnsi="맑은 고딕" w:eastAsia="맑은 고딕"/>
           <w:b/>
           <w:i w:val="0"/>
-          <w:color w:val="2E75B6"/>
+          <w:color w:val="2E7D32"/>
           <w:sz w:val="24"/>
         </w:rPr>
-        <w:t>단합 ③ 팀원 도움 요청</w:t>
+        <w:t>3) 팀원 도움 요청</w:t>
       </w:r>
     </w:p>
     <w:p>
       <w:pPr>
-        <w:spacing w:line="336" w:lineRule="auto" w:after="40"/>
-        <w:ind w:left="340" w:hanging="198"/>
+        <w:keepNext w:val="0"/>
+        <w:spacing w:line="324" w:lineRule="auto" w:before="20" w:after="20"/>
+        <w:ind w:left="964" w:hanging="227"/>
+        <w:jc w:val="left"/>
       </w:pPr>
       <w:r>
         <w:rPr>
           <w:rFonts w:ascii="맑은 고딕" w:hAnsi="맑은 고딕" w:eastAsia="맑은 고딕"/>
           <w:b w:val="0"/>
           <w:i w:val="0"/>
+          <w:color w:val="000000"/>
+          <w:sz w:val="22"/>
         </w:rPr>
-        <w:t>• 팀원 도움 요청에 무조건 오케이, 솔선.</w:t>
+        <w:t>① 팀원 도움 요청에 무조건 오케이, 솔선.</w:t>
       </w:r>
     </w:p>
     <w:p>
       <w:pPr>
-        <w:spacing w:line="336" w:lineRule="auto" w:after="40"/>
-        <w:ind w:left="340" w:hanging="198"/>
+        <w:keepNext w:val="0"/>
+        <w:spacing w:line="324" w:lineRule="auto" w:before="0" w:after="20"/>
+        <w:ind w:left="1247" w:hanging="170"/>
+        <w:jc w:val="left"/>
       </w:pPr>
       <w:r>
         <w:rPr>
           <w:rFonts w:ascii="맑은 고딕" w:hAnsi="맑은 고딕" w:eastAsia="맑은 고딕"/>
           <w:b w:val="0"/>
           <w:i w:val="0"/>
+          <w:color w:val="595959"/>
+          <w:sz w:val="20"/>
         </w:rPr>
-        <w:t>• → 결국 개인실적보다는 특전대 전체 실적이 중요해.</w:t>
+        <w:t>- 차량지원, 도구지원, 교육지원, 섬김지원</w:t>
       </w:r>
     </w:p>
     <w:p>
       <w:pPr>
-        <w:spacing w:line="336" w:lineRule="auto" w:after="40"/>
-        <w:ind w:left="340" w:hanging="198"/>
+        <w:keepNext w:val="0"/>
+        <w:spacing w:line="324" w:lineRule="auto" w:before="40" w:after="40"/>
+        <w:ind w:left="737" w:firstLine="0"/>
+        <w:jc w:val="left"/>
+      </w:pPr>
+      <w:r>
+        <w:rPr>
+          <w:rFonts w:ascii="맑은 고딕" w:hAnsi="맑은 고딕" w:eastAsia="맑은 고딕"/>
+          <w:b/>
+          <w:i w:val="0"/>
+          <w:color w:val="C55A11"/>
+          <w:sz w:val="22"/>
+        </w:rPr>
+        <w:t>→ 결국 개인실적보다는 특전대 전체 실적이 중요해.</w:t>
+      </w:r>
+    </w:p>
+    <w:p>
+      <w:pPr>
+        <w:keepNext w:val="0"/>
+        <w:spacing w:line="324" w:lineRule="auto" w:before="20" w:after="20"/>
+        <w:ind w:left="964" w:hanging="227"/>
+        <w:jc w:val="left"/>
       </w:pPr>
       <w:r>
         <w:rPr>
           <w:rFonts w:ascii="맑은 고딕" w:hAnsi="맑은 고딕" w:eastAsia="맑은 고딕"/>
           <w:b w:val="0"/>
           <w:i w:val="0"/>
+          <w:color w:val="000000"/>
+          <w:sz w:val="22"/>
         </w:rPr>
-        <w:t>• (차량지원, 도구지원, 교육지원, 섬김지원)</w:t>
+        <w:t>② 개강 직전에 융통성있는 분배도 필요.</w:t>
       </w:r>
     </w:p>
     <w:p>
       <w:pPr>
-        <w:spacing w:line="336" w:lineRule="auto" w:after="40"/>
-        <w:ind w:left="340" w:hanging="198"/>
+        <w:keepNext w:val="0"/>
+        <w:spacing w:line="324" w:lineRule="auto" w:before="0" w:after="20"/>
+        <w:ind w:left="1247" w:hanging="170"/>
+        <w:jc w:val="left"/>
       </w:pPr>
       <w:r>
         <w:rPr>
           <w:rFonts w:ascii="맑은 고딕" w:hAnsi="맑은 고딕" w:eastAsia="맑은 고딕"/>
           <w:b w:val="0"/>
           <w:i w:val="0"/>
+          <w:color w:val="595959"/>
+          <w:sz w:val="20"/>
         </w:rPr>
-        <w:t>• ↓ 개강 직전에 융통성있는 분배도 필요. 실적없는 분께 교사권 주기.</w:t>
+        <w:t>- 실적없는 분께 교사권 주기.</w:t>
       </w:r>
     </w:p>
     <w:p>
       <w:pPr>
         <w:keepNext/>
-        <w:spacing w:line="336" w:lineRule="auto" w:after="40" w:before="160"/>
+        <w:spacing w:line="324" w:lineRule="auto" w:before="120" w:after="40"/>
+        <w:ind w:left="454" w:firstLine="0"/>
+        <w:jc w:val="left"/>
       </w:pPr>
       <w:r>
         <w:rPr>
           <w:rFonts w:ascii="맑은 고딕" w:hAnsi="맑은 고딕" w:eastAsia="맑은 고딕"/>
           <w:b/>
           <w:i w:val="0"/>
-          <w:color w:val="2E75B6"/>
+          <w:color w:val="2E7D32"/>
           <w:sz w:val="24"/>
         </w:rPr>
-        <w:t>단합 ④ 팀 단합식사</w:t>
+        <w:t>4) 팀 단합식사</w:t>
       </w:r>
     </w:p>
     <w:p>
       <w:pPr>
-        <w:spacing w:line="336" w:lineRule="auto" w:after="40"/>
-        <w:ind w:left="340" w:hanging="198"/>
+        <w:keepNext w:val="0"/>
+        <w:spacing w:line="324" w:lineRule="auto" w:before="20" w:after="20"/>
+        <w:ind w:left="964" w:hanging="227"/>
+        <w:jc w:val="left"/>
       </w:pPr>
       <w:r>
         <w:rPr>
           <w:rFonts w:ascii="맑은 고딕" w:hAnsi="맑은 고딕" w:eastAsia="맑은 고딕"/>
           <w:b w:val="0"/>
           <w:i w:val="0"/>
+          <w:color w:val="000000"/>
+          <w:sz w:val="22"/>
         </w:rPr>
-        <w:t>• 주 1회 정도 팀 단합식사.</w:t>
+        <w:t>① 주 1회 정도 팀 단합식사.</w:t>
       </w:r>
     </w:p>
     <w:p>
       <w:pPr>
-        <w:spacing w:line="336" w:lineRule="auto" w:after="40"/>
-        <w:ind w:left="340" w:hanging="198"/>
+        <w:keepNext w:val="0"/>
+        <w:spacing w:line="324" w:lineRule="auto" w:before="0" w:after="20"/>
+        <w:ind w:left="1247" w:hanging="170"/>
+        <w:jc w:val="left"/>
       </w:pPr>
       <w:r>
         <w:rPr>
           <w:rFonts w:ascii="맑은 고딕" w:hAnsi="맑은 고딕" w:eastAsia="맑은 고딕"/>
           <w:b w:val="0"/>
           <w:i w:val="0"/>
+          <w:color w:val="595959"/>
+          <w:sz w:val="20"/>
         </w:rPr>
-        <w:t>• = 누군가 사주기도 했고, 팀원 中 좋은 일 있는 분이 쏘기도 하고 이래저래.</w:t>
+        <w:t>- 누군가 사주기도 했고, 팀원 中 좋은 일 있는 분이 쏘기도 하고 이래저래.</w:t>
       </w:r>
     </w:p>
     <w:p>
       <w:pPr>
         <w:keepNext/>
-        <w:spacing w:line="336" w:lineRule="auto" w:after="40" w:before="280"/>
+        <w:spacing w:line="324" w:lineRule="auto" w:before="240" w:after="60"/>
+        <w:ind w:left="170" w:firstLine="0"/>
+        <w:jc w:val="left"/>
       </w:pPr>
       <w:r>
         <w:rPr>
           <w:rFonts w:ascii="맑은 고딕" w:hAnsi="맑은 고딕" w:eastAsia="맑은 고딕"/>
           <w:b/>
           <w:i w:val="0"/>
-          <w:color w:val="1F3864"/>
+          <w:color w:val="1F4E79"/>
           <w:sz w:val="28"/>
         </w:rPr>
-        <w:t>2) 결과 내기 위해</w:t>
+        <w:t>2. 결과 내기 위해</w:t>
       </w:r>
     </w:p>
     <w:p>
       <w:pPr>
-        <w:spacing w:line="336" w:lineRule="auto" w:after="40"/>
-        <w:ind w:left="340" w:hanging="198"/>
+        <w:keepNext/>
+        <w:spacing w:line="324" w:lineRule="auto" w:before="120" w:after="40"/>
+        <w:ind w:left="454" w:firstLine="0"/>
+        <w:jc w:val="left"/>
+      </w:pPr>
+      <w:r>
+        <w:rPr>
+          <w:rFonts w:ascii="맑은 고딕" w:hAnsi="맑은 고딕" w:eastAsia="맑은 고딕"/>
+          <w:b/>
+          <w:i w:val="0"/>
+          <w:color w:val="2E7D32"/>
+          <w:sz w:val="24"/>
+        </w:rPr>
+        <w:t>1) 새찾기</w:t>
+      </w:r>
+    </w:p>
+    <w:p>
+      <w:pPr>
+        <w:keepNext w:val="0"/>
+        <w:spacing w:line="324" w:lineRule="auto" w:before="20" w:after="20"/>
+        <w:ind w:left="964" w:hanging="227"/>
+        <w:jc w:val="left"/>
       </w:pPr>
       <w:r>
         <w:rPr>
           <w:rFonts w:ascii="맑은 고딕" w:hAnsi="맑은 고딕" w:eastAsia="맑은 고딕"/>
           <w:b w:val="0"/>
           <w:i w:val="0"/>
+          <w:color w:val="000000"/>
+          <w:sz w:val="22"/>
         </w:rPr>
-        <w:t>• 새찾기는 각자 좋아하는 쪽, 잘할 수 있는 쪽으로 움직임. 팀으로 움직이기도 하고, 개인으로 하기도 하고.</w:t>
+        <w:t>① 새찾기는 각자 좋아하는 쪽, 잘할 수 있는 쪽으로 움직임.</w:t>
       </w:r>
     </w:p>
     <w:p>
       <w:pPr>
-        <w:spacing w:line="336" w:lineRule="auto" w:after="40"/>
-        <w:ind w:left="340" w:hanging="198"/>
+        <w:keepNext w:val="0"/>
+        <w:spacing w:line="324" w:lineRule="auto" w:before="20" w:after="20"/>
+        <w:ind w:left="964" w:hanging="227"/>
+        <w:jc w:val="left"/>
       </w:pPr>
       <w:r>
         <w:rPr>
           <w:rFonts w:ascii="맑은 고딕" w:hAnsi="맑은 고딕" w:eastAsia="맑은 고딕"/>
           <w:b w:val="0"/>
           <w:i w:val="0"/>
+          <w:color w:val="000000"/>
+          <w:sz w:val="22"/>
         </w:rPr>
-        <w:t>• 오전 피드백 : 각 섬김자에 대하여 전체가 공유하는 것이 좋음. (피드백의 주도자가 꼭 필요함.)</w:t>
+        <w:t>② 팀으로 움직이기도 하고, 개인으로 하기도 하고.</w:t>
       </w:r>
     </w:p>
     <w:p>
       <w:pPr>
-        <w:spacing w:line="336" w:lineRule="auto" w:after="40"/>
-        <w:ind w:left="340" w:hanging="198"/>
+        <w:keepNext/>
+        <w:spacing w:line="324" w:lineRule="auto" w:before="120" w:after="40"/>
+        <w:ind w:left="454" w:firstLine="0"/>
+        <w:jc w:val="left"/>
+      </w:pPr>
+      <w:r>
+        <w:rPr>
+          <w:rFonts w:ascii="맑은 고딕" w:hAnsi="맑은 고딕" w:eastAsia="맑은 고딕"/>
+          <w:b/>
+          <w:i w:val="0"/>
+          <w:color w:val="2E7D32"/>
+          <w:sz w:val="24"/>
+        </w:rPr>
+        <w:t>2) 오전 피드백</w:t>
+      </w:r>
+    </w:p>
+    <w:p>
+      <w:pPr>
+        <w:keepNext w:val="0"/>
+        <w:spacing w:line="324" w:lineRule="auto" w:before="20" w:after="20"/>
+        <w:ind w:left="964" w:hanging="227"/>
+        <w:jc w:val="left"/>
       </w:pPr>
       <w:r>
         <w:rPr>
           <w:rFonts w:ascii="맑은 고딕" w:hAnsi="맑은 고딕" w:eastAsia="맑은 고딕"/>
           <w:b w:val="0"/>
           <w:i w:val="0"/>
+          <w:color w:val="000000"/>
+          <w:sz w:val="22"/>
         </w:rPr>
-        <w:t>• 친교, 정보파악, 단송, 교사 연결, 당기, 센터소개 … 모든 과정에 서로 관심갖자.</w:t>
+        <w:t>① 각 섬김자에 대하여 전체가 공유하는 것이 좋음.</w:t>
       </w:r>
     </w:p>
     <w:p>
       <w:pPr>
-        <w:spacing w:line="336" w:lineRule="auto" w:after="40"/>
-        <w:ind w:left="340" w:hanging="198"/>
+        <w:keepNext w:val="0"/>
+        <w:spacing w:line="324" w:lineRule="auto" w:before="20" w:after="20"/>
+        <w:ind w:left="964" w:hanging="227"/>
+        <w:jc w:val="left"/>
       </w:pPr>
       <w:r>
         <w:rPr>
           <w:rFonts w:ascii="맑은 고딕" w:hAnsi="맑은 고딕" w:eastAsia="맑은 고딕"/>
           <w:b w:val="0"/>
           <w:i w:val="0"/>
+          <w:color w:val="000000"/>
+          <w:sz w:val="22"/>
         </w:rPr>
-        <w:t>• 오늘 활동 점검 및 공유.</w:t>
+        <w:t>② 피드백의 주도자가 꼭 필요함.</w:t>
       </w:r>
     </w:p>
     <w:p>
       <w:pPr>
-        <w:spacing w:line="336" w:lineRule="auto" w:after="40"/>
-        <w:ind w:left="340" w:hanging="198"/>
+        <w:keepNext w:val="0"/>
+        <w:spacing w:line="324" w:lineRule="auto" w:before="20" w:after="20"/>
+        <w:ind w:left="964" w:hanging="227"/>
+        <w:jc w:val="left"/>
       </w:pPr>
       <w:r>
         <w:rPr>
           <w:rFonts w:ascii="맑은 고딕" w:hAnsi="맑은 고딕" w:eastAsia="맑은 고딕"/>
           <w:b w:val="0"/>
           <w:i w:val="0"/>
+          <w:color w:val="000000"/>
+          <w:sz w:val="22"/>
         </w:rPr>
-        <w:t>• 오후 피드백 : 그날 미션실행 결과 점검.</w:t>
+        <w:t>③ 친교, 정보파악, 단송, 교사 연결, 당기, 센터소개 … 모든 과정에 서로 관심갖자.</w:t>
+      </w:r>
+    </w:p>
+    <w:p>
+      <w:pPr>
+        <w:keepNext w:val="0"/>
+        <w:spacing w:line="324" w:lineRule="auto" w:before="20" w:after="20"/>
+        <w:ind w:left="964" w:hanging="227"/>
+        <w:jc w:val="left"/>
+      </w:pPr>
+      <w:r>
+        <w:rPr>
+          <w:rFonts w:ascii="맑은 고딕" w:hAnsi="맑은 고딕" w:eastAsia="맑은 고딕"/>
+          <w:b w:val="0"/>
+          <w:i w:val="0"/>
+          <w:color w:val="000000"/>
+          <w:sz w:val="22"/>
+        </w:rPr>
+        <w:t>④ 오늘 활동 점검 및 공유.</w:t>
       </w:r>
     </w:p>
     <w:p>
       <w:pPr>
         <w:keepNext/>
-        <w:spacing w:line="336" w:lineRule="auto" w:after="40" w:before="160"/>
+        <w:spacing w:line="324" w:lineRule="auto" w:before="120" w:after="40"/>
+        <w:ind w:left="454" w:firstLine="0"/>
+        <w:jc w:val="left"/>
       </w:pPr>
       <w:r>
         <w:rPr>
           <w:rFonts w:ascii="맑은 고딕" w:hAnsi="맑은 고딕" w:eastAsia="맑은 고딕"/>
           <w:b/>
           <w:i w:val="0"/>
-          <w:color w:val="2E75B6"/>
+          <w:color w:val="2E7D32"/>
           <w:sz w:val="24"/>
         </w:rPr>
-        <w:t>피드백</w:t>
+        <w:t>3) 오후 피드백 : 그날 미션실행 결과 점검</w:t>
       </w:r>
     </w:p>
     <w:p>
       <w:pPr>
-        <w:spacing w:line="336" w:lineRule="auto" w:after="40"/>
-        <w:ind w:left="340" w:hanging="198"/>
+        <w:keepNext w:val="0"/>
+        <w:spacing w:line="324" w:lineRule="auto" w:before="20" w:after="20"/>
+        <w:ind w:left="964" w:hanging="227"/>
+        <w:jc w:val="left"/>
       </w:pPr>
       <w:r>
         <w:rPr>
           <w:rFonts w:ascii="맑은 고딕" w:hAnsi="맑은 고딕" w:eastAsia="맑은 고딕"/>
           <w:b w:val="0"/>
           <w:i w:val="0"/>
+          <w:color w:val="000000"/>
+          <w:sz w:val="22"/>
         </w:rPr>
-        <w:t>• 새찾기 건은 몇번 만나보고 가능성 여부 판단하고, 결격이 없는 건은 집중과 정확함으로 끌어가는 것 필요.</w:t>
+        <w:t>① 새찾기 건은 몇번 만나보고 가능성 여부 판단하고, 결격이 없는 건은 집중과 정확함으로 끌어가는 것 필요.</w:t>
       </w:r>
     </w:p>
     <w:p>
       <w:pPr>
-        <w:spacing w:line="336" w:lineRule="auto" w:after="40"/>
-        <w:ind w:left="340" w:hanging="198"/>
+        <w:keepNext w:val="0"/>
+        <w:spacing w:line="324" w:lineRule="auto" w:before="20" w:after="20"/>
+        <w:ind w:left="964" w:hanging="227"/>
+        <w:jc w:val="left"/>
       </w:pPr>
       <w:r>
         <w:rPr>
           <w:rFonts w:ascii="맑은 고딕" w:hAnsi="맑은 고딕" w:eastAsia="맑은 고딕"/>
           <w:b w:val="0"/>
           <w:i w:val="0"/>
+          <w:color w:val="000000"/>
+          <w:sz w:val="22"/>
         </w:rPr>
-        <w:t>• 아닌 것은 왜 아닌지 확실히 이유를 정리해보고, 결정되면 과감히 내린다.</w:t>
+        <w:t>② 아닌 것은 왜 아닌지 확실히 이유를 정리해보고, 결정되면 과감히 내린다.</w:t>
       </w:r>
     </w:p>
     <w:p>
       <w:pPr>
         <w:keepNext/>
-        <w:spacing w:line="336" w:lineRule="auto" w:after="40" w:before="160"/>
+        <w:spacing w:line="324" w:lineRule="auto" w:before="120" w:after="40"/>
+        <w:ind w:left="454" w:firstLine="0"/>
+        <w:jc w:val="left"/>
       </w:pPr>
       <w:r>
         <w:rPr>
           <w:rFonts w:ascii="맑은 고딕" w:hAnsi="맑은 고딕" w:eastAsia="맑은 고딕"/>
           <w:b/>
           <w:i w:val="0"/>
-          <w:color w:val="2E75B6"/>
+          <w:color w:val="2E7D32"/>
           <w:sz w:val="24"/>
         </w:rPr>
-        <w:t>단독활동</w:t>
+        <w:t>4) 단독활동</w:t>
       </w:r>
     </w:p>
     <w:p>
       <w:pPr>
-        <w:spacing w:line="336" w:lineRule="auto" w:after="40"/>
-        <w:ind w:left="340" w:hanging="198"/>
+        <w:keepNext w:val="0"/>
+        <w:spacing w:line="324" w:lineRule="auto" w:before="20" w:after="20"/>
+        <w:ind w:left="964" w:hanging="227"/>
+        <w:jc w:val="left"/>
       </w:pPr>
       <w:r>
         <w:rPr>
           <w:rFonts w:ascii="맑은 고딕" w:hAnsi="맑은 고딕" w:eastAsia="맑은 고딕"/>
           <w:b w:val="0"/>
           <w:i w:val="0"/>
+          <w:color w:val="000000"/>
+          <w:sz w:val="22"/>
         </w:rPr>
-        <w:t>• 단독활동의 폭을 넓혀서 다양하게 시도해보자~</w:t>
+        <w:t>① 단독활동의 폭을 넓혀서 다양하게 시도해보자~</w:t>
       </w:r>
     </w:p>
     <w:p>
       <w:pPr>
-        <w:spacing w:line="336" w:lineRule="auto" w:after="40"/>
-        <w:ind w:left="680" w:hanging="198"/>
+        <w:keepNext w:val="0"/>
+        <w:spacing w:line="324" w:lineRule="auto" w:before="0" w:after="20"/>
+        <w:ind w:left="1247" w:hanging="170"/>
+        <w:jc w:val="left"/>
       </w:pPr>
       <w:r>
         <w:rPr>
           <w:rFonts w:ascii="맑은 고딕" w:hAnsi="맑은 고딕" w:eastAsia="맑은 고딕"/>
           <w:b w:val="0"/>
           <w:i w:val="0"/>
+          <w:color w:val="595959"/>
+          <w:sz w:val="20"/>
         </w:rPr>
-        <w:t>– (섬김교회 방문, 교회 보여주기. ex) 여기가 우리 교회인데 나 아는 목사님께 전달하고 싶기.)</w:t>
+        <w:t>- 섬김교회 방문, 교회 보여주기</w:t>
       </w:r>
     </w:p>
     <w:p>
       <w:pPr>
-        <w:spacing w:line="336" w:lineRule="auto" w:after="40"/>
-        <w:ind w:left="340" w:hanging="198"/>
+        <w:keepNext w:val="0"/>
+        <w:spacing w:line="324" w:lineRule="auto" w:before="0" w:after="20"/>
+        <w:ind w:left="1247" w:hanging="170"/>
+        <w:jc w:val="left"/>
       </w:pPr>
       <w:r>
         <w:rPr>
           <w:rFonts w:ascii="맑은 고딕" w:hAnsi="맑은 고딕" w:eastAsia="맑은 고딕"/>
           <w:b w:val="0"/>
           <w:i w:val="0"/>
+          <w:color w:val="595959"/>
+          <w:sz w:val="20"/>
         </w:rPr>
-        <w:t>• 타지 활동 있는데 오히려 그런 장점을 활용할 수 있음.</w:t>
+        <w:t>- ex) 여기가 우리 교회인데 나 아는 목사님께 전달하고 싶기.</w:t>
       </w:r>
     </w:p>
     <w:p>
       <w:pPr>
-        <w:spacing w:line="336" w:lineRule="auto" w:after="40"/>
-        <w:ind w:left="680" w:hanging="198"/>
+        <w:keepNext w:val="0"/>
+        <w:spacing w:line="324" w:lineRule="auto" w:before="20" w:after="20"/>
+        <w:ind w:left="964" w:hanging="227"/>
+        <w:jc w:val="left"/>
       </w:pPr>
       <w:r>
         <w:rPr>
           <w:rFonts w:ascii="맑은 고딕" w:hAnsi="맑은 고딕" w:eastAsia="맑은 고딕"/>
           <w:b w:val="0"/>
           <w:i w:val="0"/>
+          <w:color w:val="000000"/>
+          <w:sz w:val="22"/>
         </w:rPr>
-        <w:t>– (진주 우리교회 특별 ex) 웃기게 운영 첫날 → 찬양 연습. 목사님 오시는 날 때 찬양 부탁.)</w:t>
+        <w:t>② 타지 활동 있는데 오히려 그런 장점을 활용할 수 있음.</w:t>
+      </w:r>
+    </w:p>
+    <w:p>
+      <w:pPr>
+        <w:keepNext w:val="0"/>
+        <w:spacing w:line="324" w:lineRule="auto" w:before="0" w:after="20"/>
+        <w:ind w:left="1247" w:hanging="170"/>
+        <w:jc w:val="left"/>
+      </w:pPr>
+      <w:r>
+        <w:rPr>
+          <w:rFonts w:ascii="맑은 고딕" w:hAnsi="맑은 고딕" w:eastAsia="맑은 고딕"/>
+          <w:b w:val="0"/>
+          <w:i w:val="0"/>
+          <w:color w:val="595959"/>
+          <w:sz w:val="20"/>
+        </w:rPr>
+        <w:t>- 진주 우리교회 특별 ex) 웃기게 운영 첫날 → 찬양 연습.</w:t>
+      </w:r>
+    </w:p>
+    <w:p>
+      <w:pPr>
+        <w:keepNext w:val="0"/>
+        <w:spacing w:line="324" w:lineRule="auto" w:before="0" w:after="20"/>
+        <w:ind w:left="1247" w:hanging="170"/>
+        <w:jc w:val="left"/>
+      </w:pPr>
+      <w:r>
+        <w:rPr>
+          <w:rFonts w:ascii="맑은 고딕" w:hAnsi="맑은 고딕" w:eastAsia="맑은 고딕"/>
+          <w:b w:val="0"/>
+          <w:i w:val="0"/>
+          <w:color w:val="595959"/>
+          <w:sz w:val="20"/>
+        </w:rPr>
+        <w:t>- 목사님 오시는 날 때 찬양 부탁.</w:t>
       </w:r>
     </w:p>
     <w:p>
       <w:pPr>
         <w:keepNext/>
-        <w:spacing w:line="336" w:lineRule="auto" w:after="40" w:before="160"/>
+        <w:spacing w:line="324" w:lineRule="auto" w:before="120" w:after="40"/>
+        <w:ind w:left="454" w:firstLine="0"/>
+        <w:jc w:val="left"/>
       </w:pPr>
       <w:r>
         <w:rPr>
           <w:rFonts w:ascii="맑은 고딕" w:hAnsi="맑은 고딕" w:eastAsia="맑은 고딕"/>
           <w:b/>
           <w:i w:val="0"/>
-          <w:color w:val="2E75B6"/>
+          <w:color w:val="2E7D32"/>
           <w:sz w:val="24"/>
         </w:rPr>
-        <w:t>컨셉</w:t>
+        <w:t>5) 컨셉</w:t>
       </w:r>
     </w:p>
     <w:p>
       <w:pPr>
-        <w:spacing w:line="336" w:lineRule="auto" w:after="40"/>
-        <w:ind w:left="340" w:hanging="198"/>
+        <w:keepNext w:val="0"/>
+        <w:spacing w:line="324" w:lineRule="auto" w:before="20" w:after="20"/>
+        <w:ind w:left="964" w:hanging="227"/>
+        <w:jc w:val="left"/>
       </w:pPr>
       <w:r>
         <w:rPr>
           <w:rFonts w:ascii="맑은 고딕" w:hAnsi="맑은 고딕" w:eastAsia="맑은 고딕"/>
           <w:b w:val="0"/>
           <w:i w:val="0"/>
+          <w:color w:val="000000"/>
+          <w:sz w:val="22"/>
         </w:rPr>
-        <w:t>• 확실한 주 컨셉을 가지고 섬김자에 따라 약간씩 변형시켜서 활용.</w:t>
+        <w:t>① 확실한 주 컨셉을 가지고 섬김자에 따라 약간씩 변형시켜서 활용.</w:t>
       </w:r>
     </w:p>
     <w:p>
       <w:pPr>
-        <w:spacing w:line="336" w:lineRule="auto" w:after="40"/>
-        <w:ind w:left="340" w:hanging="198"/>
+        <w:keepNext w:val="0"/>
+        <w:spacing w:line="324" w:lineRule="auto" w:before="20" w:after="20"/>
+        <w:ind w:left="964" w:hanging="227"/>
+        <w:jc w:val="left"/>
       </w:pPr>
       <w:r>
         <w:rPr>
           <w:rFonts w:ascii="맑은 고딕" w:hAnsi="맑은 고딕" w:eastAsia="맑은 고딕"/>
           <w:b w:val="0"/>
           <w:i w:val="0"/>
+          <w:color w:val="000000"/>
+          <w:sz w:val="22"/>
         </w:rPr>
-        <w:t>• 어린시절부터 지금까지 스토리가 이어지는 컨셉 잡기.</w:t>
+        <w:t>② 어린시절부터 지금까지 스토리가 이어지는 컨셉 잡기.</w:t>
       </w:r>
     </w:p>
     <w:p>
       <w:pPr>
-        <w:spacing w:line="336" w:lineRule="auto" w:after="40"/>
-        <w:ind w:left="680" w:hanging="198"/>
+        <w:keepNext w:val="0"/>
+        <w:spacing w:line="324" w:lineRule="auto" w:before="0" w:after="20"/>
+        <w:ind w:left="1247" w:hanging="170"/>
+        <w:jc w:val="left"/>
       </w:pPr>
       <w:r>
         <w:rPr>
           <w:rFonts w:ascii="맑은 고딕" w:hAnsi="맑은 고딕" w:eastAsia="맑은 고딕"/>
           <w:b w:val="0"/>
           <w:i w:val="0"/>
+          <w:color w:val="595959"/>
+          <w:sz w:val="20"/>
         </w:rPr>
-        <w:t>– (전에 죽게 될 뻔, 회복 → 약속 교육 받음.)</w:t>
+        <w:t>- 전에 죽게 될 뻔, 회복 → 약속 교육 받음.</w:t>
       </w:r>
     </w:p>
     <w:p>
       <w:pPr>
         <w:keepNext/>
-        <w:spacing w:line="336" w:lineRule="auto" w:after="40" w:before="280"/>
+        <w:spacing w:line="324" w:lineRule="auto" w:before="240" w:after="60"/>
+        <w:ind w:left="170" w:firstLine="0"/>
+        <w:jc w:val="left"/>
       </w:pPr>
       <w:r>
         <w:rPr>
           <w:rFonts w:ascii="맑은 고딕" w:hAnsi="맑은 고딕" w:eastAsia="맑은 고딕"/>
           <w:b/>
           <w:i w:val="0"/>
-          <w:color w:val="1F3864"/>
+          <w:color w:val="1F4E79"/>
           <w:sz w:val="28"/>
         </w:rPr>
-        <w:t>3) 무엇을 안해야 하는지</w:t>
+        <w:t>3. 무엇을 안해야 하는지</w:t>
       </w:r>
     </w:p>
     <w:p>
       <w:pPr>
-        <w:spacing w:line="336" w:lineRule="auto" w:after="40"/>
-        <w:ind w:left="340" w:hanging="198"/>
+        <w:keepNext/>
+        <w:spacing w:line="324" w:lineRule="auto" w:before="120" w:after="40"/>
+        <w:ind w:left="454" w:firstLine="0"/>
+        <w:jc w:val="left"/>
+      </w:pPr>
+      <w:r>
+        <w:rPr>
+          <w:rFonts w:ascii="맑은 고딕" w:hAnsi="맑은 고딕" w:eastAsia="맑은 고딕"/>
+          <w:b/>
+          <w:i w:val="0"/>
+          <w:color w:val="2E7D32"/>
+          <w:sz w:val="24"/>
+        </w:rPr>
+        <w:t>1) 욕심내기</w:t>
+      </w:r>
+    </w:p>
+    <w:p>
+      <w:pPr>
+        <w:keepNext w:val="0"/>
+        <w:spacing w:line="324" w:lineRule="auto" w:before="20" w:after="20"/>
+        <w:ind w:left="964" w:hanging="227"/>
+        <w:jc w:val="left"/>
       </w:pPr>
       <w:r>
         <w:rPr>
           <w:rFonts w:ascii="맑은 고딕" w:hAnsi="맑은 고딕" w:eastAsia="맑은 고딕"/>
           <w:b w:val="0"/>
           <w:i w:val="0"/>
+          <w:color w:val="000000"/>
+          <w:sz w:val="22"/>
         </w:rPr>
-        <w:t>• 욕심내기 : 같이 새찾기 했으면 공평하게 나눠서 분배해주기.</w:t>
+        <w:t>① 같이 새찾기 했으면 공평하게 나눠서 분배해주기.</w:t>
       </w:r>
     </w:p>
     <w:p>
       <w:pPr>
-        <w:spacing w:line="336" w:lineRule="auto" w:after="40"/>
-        <w:ind w:left="340" w:hanging="198"/>
+        <w:keepNext/>
+        <w:spacing w:line="324" w:lineRule="auto" w:before="120" w:after="40"/>
+        <w:ind w:left="454" w:firstLine="0"/>
+        <w:jc w:val="left"/>
+      </w:pPr>
+      <w:r>
+        <w:rPr>
+          <w:rFonts w:ascii="맑은 고딕" w:hAnsi="맑은 고딕" w:eastAsia="맑은 고딕"/>
+          <w:b/>
+          <w:i w:val="0"/>
+          <w:color w:val="2E7D32"/>
+          <w:sz w:val="24"/>
+        </w:rPr>
+        <w:t>2) 계획, 생각, 피드백 없이 무조건 행동하는 것</w:t>
+      </w:r>
+    </w:p>
+    <w:p>
+      <w:pPr>
+        <w:keepNext w:val="0"/>
+        <w:spacing w:line="324" w:lineRule="auto" w:before="20" w:after="20"/>
+        <w:ind w:left="964" w:hanging="227"/>
+        <w:jc w:val="left"/>
       </w:pPr>
       <w:r>
         <w:rPr>
           <w:rFonts w:ascii="맑은 고딕" w:hAnsi="맑은 고딕" w:eastAsia="맑은 고딕"/>
           <w:b w:val="0"/>
           <w:i w:val="0"/>
+          <w:color w:val="000000"/>
+          <w:sz w:val="22"/>
         </w:rPr>
-        <w:t>• 계획, 생각, 피드백 없이 무조건 행동하는 것. (혼자 너무 앞서가면 안됨)</w:t>
+        <w:t>① 혼자 너무 앞서가면 안됨.</w:t>
       </w:r>
     </w:p>
     <w:p>
       <w:pPr>
-        <w:spacing w:line="336" w:lineRule="auto" w:after="40"/>
-        <w:ind w:left="680" w:hanging="198"/>
+        <w:keepNext w:val="0"/>
+        <w:spacing w:line="324" w:lineRule="auto" w:before="20" w:after="20"/>
+        <w:ind w:left="964" w:hanging="227"/>
+        <w:jc w:val="left"/>
       </w:pPr>
       <w:r>
         <w:rPr>
           <w:rFonts w:ascii="맑은 고딕" w:hAnsi="맑은 고딕" w:eastAsia="맑은 고딕"/>
           <w:b w:val="0"/>
           <w:i w:val="0"/>
+          <w:color w:val="000000"/>
+          <w:sz w:val="22"/>
         </w:rPr>
-        <w:t>– 적극성, 열정은 좋으나 결과가 없을 수 (앞에서 시간을 잃어버림).</w:t>
+        <w:t>② 적극성, 열정은 좋으나 결과가 없을 수 (앞에서 시간을 잃어버림)</w:t>
       </w:r>
     </w:p>
     <w:p>
       <w:pPr>
-        <w:spacing w:line="336" w:lineRule="auto" w:after="40"/>
-        <w:ind w:left="340" w:hanging="198"/>
+        <w:keepNext/>
+        <w:spacing w:line="324" w:lineRule="auto" w:before="120" w:after="40"/>
+        <w:ind w:left="454" w:firstLine="0"/>
+        <w:jc w:val="left"/>
+      </w:pPr>
+      <w:r>
+        <w:rPr>
+          <w:rFonts w:ascii="맑은 고딕" w:hAnsi="맑은 고딕" w:eastAsia="맑은 고딕"/>
+          <w:b/>
+          <w:i w:val="0"/>
+          <w:color w:val="2E7D32"/>
+          <w:sz w:val="24"/>
+        </w:rPr>
+        <w:t>3) 초반에 열심히 찾아야지</w:t>
+      </w:r>
+    </w:p>
+    <w:p>
+      <w:pPr>
+        <w:keepNext w:val="0"/>
+        <w:spacing w:line="324" w:lineRule="auto" w:before="20" w:after="20"/>
+        <w:ind w:left="964" w:hanging="227"/>
+        <w:jc w:val="left"/>
       </w:pPr>
       <w:r>
         <w:rPr>
           <w:rFonts w:ascii="맑은 고딕" w:hAnsi="맑은 고딕" w:eastAsia="맑은 고딕"/>
           <w:b w:val="0"/>
           <w:i w:val="0"/>
+          <w:color w:val="000000"/>
+          <w:sz w:val="22"/>
         </w:rPr>
-        <w:t>• 초반에 열심히 찾아야지, 시간이 갈수록 초조해지고 마음이 힘들어짐.</w:t>
+        <w:t>① 시간이 갈수록 초조해지고 마음이 힘들어짐.</w:t>
       </w:r>
     </w:p>
     <w:p>
       <w:pPr>
         <w:keepNext/>
-        <w:spacing w:line="336" w:lineRule="auto" w:after="40" w:before="280"/>
+        <w:spacing w:line="324" w:lineRule="auto" w:before="360" w:after="120"/>
+        <w:ind w:left="0" w:firstLine="0"/>
+        <w:jc w:val="left"/>
+        <w:pBdr>
+          <w:bottom w:val="single" w:sz="12" w:space="2" w:color="C00000"/>
+        </w:pBdr>
       </w:pPr>
       <w:r>
         <w:rPr>
           <w:rFonts w:ascii="맑은 고딕" w:hAnsi="맑은 고딕" w:eastAsia="맑은 고딕"/>
           <w:b/>
           <w:i w:val="0"/>
-          <w:color w:val="1F3864"/>
-          <w:sz w:val="28"/>
+          <w:color w:val="C00000"/>
+          <w:sz w:val="36"/>
         </w:rPr>
-        <w:t>&lt; 현장 활동 방법 &gt;</w:t>
+        <w:t>Ⅱ. 현장 활동 방법</w:t>
       </w:r>
     </w:p>
     <w:p>
       <w:pPr>
-        <w:spacing w:line="336" w:lineRule="auto" w:after="40"/>
-        <w:ind w:left="340" w:hanging="198"/>
+        <w:keepNext/>
+        <w:spacing w:line="324" w:lineRule="auto" w:before="240" w:after="60"/>
+        <w:ind w:left="170" w:firstLine="0"/>
+        <w:jc w:val="left"/>
+      </w:pPr>
+      <w:r>
+        <w:rPr>
+          <w:rFonts w:ascii="맑은 고딕" w:hAnsi="맑은 고딕" w:eastAsia="맑은 고딕"/>
+          <w:b/>
+          <w:i w:val="0"/>
+          <w:color w:val="1F4E79"/>
+          <w:sz w:val="28"/>
+        </w:rPr>
+        <w:t>1. 사람이 보이는 곳으로 가보자</w:t>
+      </w:r>
+    </w:p>
+    <w:p>
+      <w:pPr>
+        <w:keepNext w:val="0"/>
+        <w:spacing w:line="324" w:lineRule="auto" w:before="20" w:after="20"/>
+        <w:ind w:left="964" w:hanging="227"/>
+        <w:jc w:val="left"/>
       </w:pPr>
       <w:r>
         <w:rPr>
           <w:rFonts w:ascii="맑은 고딕" w:hAnsi="맑은 고딕" w:eastAsia="맑은 고딕"/>
           <w:b w:val="0"/>
           <w:i w:val="0"/>
+          <w:color w:val="000000"/>
+          <w:sz w:val="22"/>
         </w:rPr>
-        <w:t>• 노방 전도지 보다는 생활 전도, 문화센터, 봉사활동 등 사람이 보이는 곳으로 가보자.</w:t>
+        <w:t>① 노방 전도지 보다는 생활 전도, 문화센터, 봉사활동 등 사람이 보이는 곳으로 가보자.</w:t>
       </w:r>
     </w:p>
     <w:p>
       <w:pPr>
-        <w:spacing w:line="336" w:lineRule="auto" w:after="40"/>
-        <w:ind w:left="680" w:hanging="198"/>
-      </w:pPr>
-      <w:r>
-        <w:rPr>
-          <w:rFonts w:ascii="맑은 고딕" w:hAnsi="맑은 고딕" w:eastAsia="맑은 고딕"/>
-          <w:b w:val="0"/>
-          <w:i w:val="0"/>
-        </w:rPr>
-        <w:t>– (오늘 하루 새찾기는 해야한다는 조급함보다는 (또 가족) 진정한 관계에서 생각하기)</w:t>
-      </w:r>
-    </w:p>
-    <w:p>
-      <w:pPr>
-        <w:spacing w:line="336" w:lineRule="auto" w:after="40"/>
-        <w:ind w:left="340"/>
+        <w:keepNext w:val="0"/>
+        <w:spacing w:line="324" w:lineRule="auto" w:before="40" w:after="40"/>
+        <w:ind w:left="737" w:firstLine="0"/>
+        <w:jc w:val="left"/>
       </w:pPr>
       <w:r>
         <w:rPr>
@@ -728,226 +1052,537 @@
           <w:color w:val="7F6000"/>
           <w:sz w:val="20"/>
         </w:rPr>
-        <w:t>※ 소도시일수록 눈에 띄고 소문이 빠르니 (노방 전도지 주의)</w:t>
+        <w:t>※ 소도시일수록 눈에 띄고 소문이 빠르니</w:t>
       </w:r>
     </w:p>
     <w:p>
       <w:pPr>
-        <w:spacing w:line="336" w:lineRule="auto" w:after="40"/>
-        <w:ind w:left="340" w:hanging="198"/>
+        <w:keepNext w:val="0"/>
+        <w:spacing w:line="324" w:lineRule="auto" w:before="20" w:after="20"/>
+        <w:ind w:left="964" w:hanging="227"/>
+        <w:jc w:val="left"/>
       </w:pPr>
       <w:r>
         <w:rPr>
           <w:rFonts w:ascii="맑은 고딕" w:hAnsi="맑은 고딕" w:eastAsia="맑은 고딕"/>
           <w:b w:val="0"/>
           <w:i w:val="0"/>
+          <w:color w:val="000000"/>
+          <w:sz w:val="22"/>
         </w:rPr>
-        <w:t>• 시·구청 등에서 운영하는 문화센터 / 교육이 있는 곳.</w:t>
+        <w:t>② 오늘 하루 새찾기는 해야한다는 조급함보다는 (또 가족) 진정한 관계에서 생각하기.</w:t>
       </w:r>
     </w:p>
     <w:p>
       <w:pPr>
-        <w:spacing w:line="336" w:lineRule="auto" w:after="40"/>
-        <w:ind w:left="340" w:hanging="198"/>
+        <w:keepNext/>
+        <w:spacing w:line="324" w:lineRule="auto" w:before="120" w:after="40"/>
+        <w:ind w:left="454" w:firstLine="0"/>
+        <w:jc w:val="left"/>
+      </w:pPr>
+      <w:r>
+        <w:rPr>
+          <w:rFonts w:ascii="맑은 고딕" w:hAnsi="맑은 고딕" w:eastAsia="맑은 고딕"/>
+          <w:b/>
+          <w:i w:val="0"/>
+          <w:color w:val="2E7D32"/>
+          <w:sz w:val="24"/>
+        </w:rPr>
+        <w:t>1) 활동할 곳</w:t>
+      </w:r>
+    </w:p>
+    <w:p>
+      <w:pPr>
+        <w:keepNext w:val="0"/>
+        <w:spacing w:line="324" w:lineRule="auto" w:before="20" w:after="20"/>
+        <w:ind w:left="964" w:hanging="227"/>
+        <w:jc w:val="left"/>
       </w:pPr>
       <w:r>
         <w:rPr>
           <w:rFonts w:ascii="맑은 고딕" w:hAnsi="맑은 고딕" w:eastAsia="맑은 고딕"/>
           <w:b w:val="0"/>
           <w:i w:val="0"/>
+          <w:color w:val="000000"/>
+          <w:sz w:val="22"/>
         </w:rPr>
-        <w:t>• 봉사센터에서 운영하는 교육 및 봉사활동.</w:t>
+        <w:t>① 시·구청 등에서 운영하는 문화센터 / 교육이 있는 곳.</w:t>
       </w:r>
     </w:p>
     <w:p>
       <w:pPr>
-        <w:spacing w:line="336" w:lineRule="auto" w:after="40"/>
-        <w:ind w:left="340" w:hanging="198"/>
+        <w:keepNext w:val="0"/>
+        <w:spacing w:line="324" w:lineRule="auto" w:before="20" w:after="20"/>
+        <w:ind w:left="964" w:hanging="227"/>
+        <w:jc w:val="left"/>
       </w:pPr>
       <w:r>
         <w:rPr>
           <w:rFonts w:ascii="맑은 고딕" w:hAnsi="맑은 고딕" w:eastAsia="맑은 고딕"/>
           <w:b w:val="0"/>
           <w:i w:val="0"/>
+          <w:color w:val="000000"/>
+          <w:sz w:val="22"/>
         </w:rPr>
-        <w:t>• 여성센터 / 장애인센터 등등.</w:t>
+        <w:t>② 봉사센터에서 운영하는 교육 및 봉사활동.</w:t>
       </w:r>
     </w:p>
     <w:p>
       <w:pPr>
-        <w:spacing w:line="336" w:lineRule="auto" w:after="40"/>
-        <w:ind w:left="340" w:hanging="198"/>
+        <w:keepNext w:val="0"/>
+        <w:spacing w:line="324" w:lineRule="auto" w:before="20" w:after="20"/>
+        <w:ind w:left="964" w:hanging="227"/>
+        <w:jc w:val="left"/>
       </w:pPr>
       <w:r>
         <w:rPr>
           <w:rFonts w:ascii="맑은 고딕" w:hAnsi="맑은 고딕" w:eastAsia="맑은 고딕"/>
           <w:b w:val="0"/>
           <w:i w:val="0"/>
+          <w:color w:val="000000"/>
+          <w:sz w:val="22"/>
         </w:rPr>
-        <w:t>• ⇒ 한·두 곳은 꼭 등록하고 활동해보기.</w:t>
+        <w:t>③ 여성센터 / 장애인센터 등등.</w:t>
       </w:r>
     </w:p>
     <w:p>
       <w:pPr>
-        <w:keepNext/>
-        <w:spacing w:line="336" w:lineRule="auto" w:after="40" w:before="160"/>
+        <w:keepNext w:val="0"/>
+        <w:spacing w:line="324" w:lineRule="auto" w:before="40" w:after="40"/>
+        <w:ind w:left="737" w:firstLine="0"/>
+        <w:jc w:val="left"/>
       </w:pPr>
       <w:r>
         <w:rPr>
           <w:rFonts w:ascii="맑은 고딕" w:hAnsi="맑은 고딕" w:eastAsia="맑은 고딕"/>
           <w:b/>
           <w:i w:val="0"/>
-          <w:color w:val="2E75B6"/>
-          <w:sz w:val="24"/>
+          <w:color w:val="C55A11"/>
+          <w:sz w:val="22"/>
         </w:rPr>
-        <w:t>&lt; 봉사센터 · 문화센터 활동 &gt;</w:t>
+        <w:t>⇒ 한·두 곳은 꼭 등록하고 활동해보기.</w:t>
       </w:r>
     </w:p>
     <w:p>
       <w:pPr>
-        <w:spacing w:line="336" w:lineRule="auto" w:after="40"/>
-        <w:ind w:left="340" w:hanging="198"/>
+        <w:keepNext/>
+        <w:spacing w:line="324" w:lineRule="auto" w:before="240" w:after="60"/>
+        <w:ind w:left="170" w:firstLine="0"/>
+        <w:jc w:val="left"/>
+      </w:pPr>
+      <w:r>
+        <w:rPr>
+          <w:rFonts w:ascii="맑은 고딕" w:hAnsi="맑은 고딕" w:eastAsia="맑은 고딕"/>
+          <w:b/>
+          <w:i w:val="0"/>
+          <w:color w:val="1F4E79"/>
+          <w:sz w:val="28"/>
+        </w:rPr>
+        <w:t>2. 봉사센터 · 문화센터 활동</w:t>
+      </w:r>
+    </w:p>
+    <w:p>
+      <w:pPr>
+        <w:keepNext/>
+        <w:spacing w:line="324" w:lineRule="auto" w:before="120" w:after="40"/>
+        <w:ind w:left="454" w:firstLine="0"/>
+        <w:jc w:val="left"/>
+      </w:pPr>
+      <w:r>
+        <w:rPr>
+          <w:rFonts w:ascii="맑은 고딕" w:hAnsi="맑은 고딕" w:eastAsia="맑은 고딕"/>
+          <w:b/>
+          <w:i w:val="0"/>
+          <w:color w:val="2E7D32"/>
+          <w:sz w:val="24"/>
+        </w:rPr>
+        <w:t>1) 혼자보다는 2명 정도 팀으로 들어가되</w:t>
+      </w:r>
+    </w:p>
+    <w:p>
+      <w:pPr>
+        <w:keepNext w:val="0"/>
+        <w:spacing w:line="324" w:lineRule="auto" w:before="20" w:after="20"/>
+        <w:ind w:left="964" w:hanging="227"/>
+        <w:jc w:val="left"/>
       </w:pPr>
       <w:r>
         <w:rPr>
           <w:rFonts w:ascii="맑은 고딕" w:hAnsi="맑은 고딕" w:eastAsia="맑은 고딕"/>
           <w:b w:val="0"/>
           <w:i w:val="0"/>
+          <w:color w:val="000000"/>
+          <w:sz w:val="22"/>
         </w:rPr>
-        <w:t>• 혼자보다는 2명 정도 팀으로 들어가되, 아는 관계로 가면 안됨. (각자 들어가서 안에서 알게되는 관계)</w:t>
+        <w:t>① 아는 관계로 가면 안됨.</w:t>
       </w:r>
     </w:p>
     <w:p>
       <w:pPr>
-        <w:spacing w:line="336" w:lineRule="auto" w:after="40"/>
-        <w:ind w:left="340" w:hanging="198"/>
+        <w:keepNext w:val="0"/>
+        <w:spacing w:line="324" w:lineRule="auto" w:before="0" w:after="20"/>
+        <w:ind w:left="1247" w:hanging="170"/>
+        <w:jc w:val="left"/>
       </w:pPr>
       <w:r>
         <w:rPr>
           <w:rFonts w:ascii="맑은 고딕" w:hAnsi="맑은 고딕" w:eastAsia="맑은 고딕"/>
           <w:b w:val="0"/>
           <w:i w:val="0"/>
+          <w:color w:val="595959"/>
+          <w:sz w:val="20"/>
         </w:rPr>
-        <w:t>• 처음부터 한사람과 친해지는 것이 그 대상자가 합자가 아닐 때 그 그룹에 노출되면 안됨. (친한 것은 밖에서) — 무리하게 친해지기 어려움.</w:t>
+        <w:t>- 각자 들어가서 안에서 알게되는 관계</w:t>
       </w:r>
     </w:p>
     <w:p>
       <w:pPr>
-        <w:spacing w:line="336" w:lineRule="auto" w:after="40"/>
-        <w:ind w:left="340" w:hanging="198"/>
+        <w:keepNext/>
+        <w:spacing w:line="324" w:lineRule="auto" w:before="120" w:after="40"/>
+        <w:ind w:left="454" w:firstLine="0"/>
+        <w:jc w:val="left"/>
+      </w:pPr>
+      <w:r>
+        <w:rPr>
+          <w:rFonts w:ascii="맑은 고딕" w:hAnsi="맑은 고딕" w:eastAsia="맑은 고딕"/>
+          <w:b/>
+          <w:i w:val="0"/>
+          <w:color w:val="2E7D32"/>
+          <w:sz w:val="24"/>
+        </w:rPr>
+        <w:t>2) 처음부터 한사람과 친해지는 것</w:t>
+      </w:r>
+    </w:p>
+    <w:p>
+      <w:pPr>
+        <w:keepNext w:val="0"/>
+        <w:spacing w:line="324" w:lineRule="auto" w:before="20" w:after="20"/>
+        <w:ind w:left="964" w:hanging="227"/>
+        <w:jc w:val="left"/>
       </w:pPr>
       <w:r>
         <w:rPr>
           <w:rFonts w:ascii="맑은 고딕" w:hAnsi="맑은 고딕" w:eastAsia="맑은 고딕"/>
           <w:b w:val="0"/>
           <w:i w:val="0"/>
+          <w:color w:val="000000"/>
+          <w:sz w:val="22"/>
         </w:rPr>
-        <w:t>• 한사람 한사람 보면서 누가 합자일지 살펴보고, 괜찮은 대상을 찜해서 전화번호 교류.</w:t>
+        <w:t>① 그 대상자가 합자가 아닐 때 그 그룹에 노출되면 안됨.</w:t>
       </w:r>
     </w:p>
     <w:p>
       <w:pPr>
-        <w:spacing w:line="336" w:lineRule="auto" w:after="40"/>
-        <w:ind w:left="340" w:hanging="198"/>
+        <w:keepNext w:val="0"/>
+        <w:spacing w:line="324" w:lineRule="auto" w:before="20" w:after="20"/>
+        <w:ind w:left="964" w:hanging="227"/>
+        <w:jc w:val="left"/>
       </w:pPr>
       <w:r>
         <w:rPr>
           <w:rFonts w:ascii="맑은 고딕" w:hAnsi="맑은 고딕" w:eastAsia="맑은 고딕"/>
           <w:b w:val="0"/>
           <w:i w:val="0"/>
+          <w:color w:val="000000"/>
+          <w:sz w:val="22"/>
         </w:rPr>
-        <w:t>• 밖에서 친해지고 안에서는 크게 티내지 않기.</w:t>
+        <w:t>② 친한 것은 밖에서.</w:t>
+      </w:r>
+    </w:p>
+    <w:p>
+      <w:pPr>
+        <w:keepNext w:val="0"/>
+        <w:spacing w:line="324" w:lineRule="auto" w:before="0" w:after="20"/>
+        <w:ind w:left="1247" w:hanging="170"/>
+        <w:jc w:val="left"/>
+      </w:pPr>
+      <w:r>
+        <w:rPr>
+          <w:rFonts w:ascii="맑은 고딕" w:hAnsi="맑은 고딕" w:eastAsia="맑은 고딕"/>
+          <w:b w:val="0"/>
+          <w:i w:val="0"/>
+          <w:color w:val="595959"/>
+          <w:sz w:val="20"/>
+        </w:rPr>
+        <w:t>- 무리하게 친해지기 어려움.</w:t>
       </w:r>
     </w:p>
     <w:p>
       <w:pPr>
         <w:keepNext/>
-        <w:spacing w:line="336" w:lineRule="auto" w:after="40" w:before="160"/>
+        <w:spacing w:line="324" w:lineRule="auto" w:before="120" w:after="40"/>
+        <w:ind w:left="454" w:firstLine="0"/>
+        <w:jc w:val="left"/>
       </w:pPr>
       <w:r>
         <w:rPr>
           <w:rFonts w:ascii="맑은 고딕" w:hAnsi="맑은 고딕" w:eastAsia="맑은 고딕"/>
           <w:b/>
           <w:i w:val="0"/>
-          <w:color w:val="2E75B6"/>
+          <w:color w:val="2E7D32"/>
           <w:sz w:val="24"/>
         </w:rPr>
-        <w:t>&lt; 기타 생활전도 예시 &gt;</w:t>
+        <w:t>3) 한사람 한사람 보면서 누가 합자일지 살펴보고</w:t>
       </w:r>
     </w:p>
     <w:p>
       <w:pPr>
-        <w:spacing w:line="336" w:lineRule="auto" w:after="40"/>
-        <w:ind w:left="340" w:hanging="198"/>
+        <w:keepNext w:val="0"/>
+        <w:spacing w:line="324" w:lineRule="auto" w:before="20" w:after="20"/>
+        <w:ind w:left="964" w:hanging="227"/>
+        <w:jc w:val="left"/>
       </w:pPr>
       <w:r>
         <w:rPr>
           <w:rFonts w:ascii="맑은 고딕" w:hAnsi="맑은 고딕" w:eastAsia="맑은 고딕"/>
           <w:b w:val="0"/>
           <w:i w:val="0"/>
+          <w:color w:val="000000"/>
+          <w:sz w:val="22"/>
         </w:rPr>
-        <w:t>• 맨발걷기</w:t>
+        <w:t>① 괜찮은 대상을 찜해서 전화번호 교류.</w:t>
       </w:r>
     </w:p>
     <w:p>
       <w:pPr>
-        <w:spacing w:line="336" w:lineRule="auto" w:after="40"/>
-        <w:ind w:left="340" w:hanging="198"/>
+        <w:keepNext/>
+        <w:spacing w:line="324" w:lineRule="auto" w:before="120" w:after="40"/>
+        <w:ind w:left="454" w:firstLine="0"/>
+        <w:jc w:val="left"/>
+      </w:pPr>
+      <w:r>
+        <w:rPr>
+          <w:rFonts w:ascii="맑은 고딕" w:hAnsi="맑은 고딕" w:eastAsia="맑은 고딕"/>
+          <w:b/>
+          <w:i w:val="0"/>
+          <w:color w:val="2E7D32"/>
+          <w:sz w:val="24"/>
+        </w:rPr>
+        <w:t>4) 밖에서 친해지고 안에서는 크게 티내지 않기</w:t>
+      </w:r>
+    </w:p>
+    <w:p>
+      <w:pPr>
+        <w:keepNext/>
+        <w:spacing w:line="324" w:lineRule="auto" w:before="240" w:after="60"/>
+        <w:ind w:left="170" w:firstLine="0"/>
+        <w:jc w:val="left"/>
+      </w:pPr>
+      <w:r>
+        <w:rPr>
+          <w:rFonts w:ascii="맑은 고딕" w:hAnsi="맑은 고딕" w:eastAsia="맑은 고딕"/>
+          <w:b/>
+          <w:i w:val="0"/>
+          <w:color w:val="1F4E79"/>
+          <w:sz w:val="28"/>
+        </w:rPr>
+        <w:t>3. 기타 생활전도 예시</w:t>
+      </w:r>
+    </w:p>
+    <w:p>
+      <w:pPr>
+        <w:keepNext/>
+        <w:spacing w:line="324" w:lineRule="auto" w:before="120" w:after="40"/>
+        <w:ind w:left="454" w:firstLine="0"/>
+        <w:jc w:val="left"/>
+      </w:pPr>
+      <w:r>
+        <w:rPr>
+          <w:rFonts w:ascii="맑은 고딕" w:hAnsi="맑은 고딕" w:eastAsia="맑은 고딕"/>
+          <w:b/>
+          <w:i w:val="0"/>
+          <w:color w:val="2E7D32"/>
+          <w:sz w:val="24"/>
+        </w:rPr>
+        <w:t>1) 맨발걷기</w:t>
+      </w:r>
+    </w:p>
+    <w:p>
+      <w:pPr>
+        <w:keepNext/>
+        <w:spacing w:line="324" w:lineRule="auto" w:before="120" w:after="40"/>
+        <w:ind w:left="454" w:firstLine="0"/>
+        <w:jc w:val="left"/>
+      </w:pPr>
+      <w:r>
+        <w:rPr>
+          <w:rFonts w:ascii="맑은 고딕" w:hAnsi="맑은 고딕" w:eastAsia="맑은 고딕"/>
+          <w:b/>
+          <w:i w:val="0"/>
+          <w:color w:val="2E7D32"/>
+          <w:sz w:val="24"/>
+        </w:rPr>
+        <w:t>2) 놀만한 장소 찾기</w:t>
+      </w:r>
+    </w:p>
+    <w:p>
+      <w:pPr>
+        <w:keepNext w:val="0"/>
+        <w:spacing w:line="324" w:lineRule="auto" w:before="0" w:after="20"/>
+        <w:ind w:left="1247" w:hanging="170"/>
+        <w:jc w:val="left"/>
       </w:pPr>
       <w:r>
         <w:rPr>
           <w:rFonts w:ascii="맑은 고딕" w:hAnsi="맑은 고딕" w:eastAsia="맑은 고딕"/>
           <w:b w:val="0"/>
           <w:i w:val="0"/>
+          <w:color w:val="595959"/>
+          <w:sz w:val="20"/>
         </w:rPr>
-        <w:t>• 놀만한 장소 찾기 (옷가게, 구멍가게 ….)</w:t>
+        <w:t>- 옷가게, 구멍가게 ….</w:t>
       </w:r>
     </w:p>
     <w:p>
       <w:pPr>
-        <w:spacing w:line="336" w:lineRule="auto" w:after="40"/>
-        <w:ind w:left="340" w:hanging="198"/>
+        <w:keepNext/>
+        <w:spacing w:line="324" w:lineRule="auto" w:before="120" w:after="40"/>
+        <w:ind w:left="454" w:firstLine="0"/>
+        <w:jc w:val="left"/>
+      </w:pPr>
+      <w:r>
+        <w:rPr>
+          <w:rFonts w:ascii="맑은 고딕" w:hAnsi="맑은 고딕" w:eastAsia="맑은 고딕"/>
+          <w:b/>
+          <w:i w:val="0"/>
+          <w:color w:val="2E7D32"/>
+          <w:sz w:val="24"/>
+        </w:rPr>
+        <w:t>3) 봉사자 모집 활동 · 동아리(이해)도 참석하기</w:t>
+      </w:r>
+    </w:p>
+    <w:p>
+      <w:pPr>
+        <w:keepNext/>
+        <w:spacing w:line="324" w:lineRule="auto" w:before="120" w:after="40"/>
+        <w:ind w:left="454" w:firstLine="0"/>
+        <w:jc w:val="left"/>
+      </w:pPr>
+      <w:r>
+        <w:rPr>
+          <w:rFonts w:ascii="맑은 고딕" w:hAnsi="맑은 고딕" w:eastAsia="맑은 고딕"/>
+          <w:b/>
+          <w:i w:val="0"/>
+          <w:color w:val="2E7D32"/>
+          <w:sz w:val="24"/>
+        </w:rPr>
+        <w:t>4) 선교사 훈련 안내</w:t>
+      </w:r>
+    </w:p>
+    <w:p>
+      <w:pPr>
+        <w:keepNext w:val="0"/>
+        <w:spacing w:line="324" w:lineRule="auto" w:before="0" w:after="20"/>
+        <w:ind w:left="1247" w:hanging="170"/>
+        <w:jc w:val="left"/>
       </w:pPr>
       <w:r>
         <w:rPr>
           <w:rFonts w:ascii="맑은 고딕" w:hAnsi="맑은 고딕" w:eastAsia="맑은 고딕"/>
           <w:b w:val="0"/>
           <w:i w:val="0"/>
+          <w:color w:val="595959"/>
+          <w:sz w:val="20"/>
         </w:rPr>
-        <w:t>• &lt; 봉사자 모집 활동 · 동아리(이해)도 참석하기 &gt;</w:t>
+        <w:t>- 도움요청 : 바로 복음방</w:t>
       </w:r>
     </w:p>
     <w:p>
       <w:pPr>
-        <w:spacing w:line="336" w:lineRule="auto" w:after="40"/>
-        <w:ind w:left="340" w:hanging="198"/>
+        <w:keepNext/>
+        <w:spacing w:line="324" w:lineRule="auto" w:before="120" w:after="40"/>
+        <w:ind w:left="454" w:firstLine="0"/>
+        <w:jc w:val="left"/>
+      </w:pPr>
+      <w:r>
+        <w:rPr>
+          <w:rFonts w:ascii="맑은 고딕" w:hAnsi="맑은 고딕" w:eastAsia="맑은 고딕"/>
+          <w:b/>
+          <w:i w:val="0"/>
+          <w:color w:val="2E7D32"/>
+          <w:sz w:val="24"/>
+        </w:rPr>
+        <w:t>5) 여성시인 강좌</w:t>
+      </w:r>
+    </w:p>
+    <w:p>
+      <w:pPr>
+        <w:keepNext w:val="0"/>
+        <w:spacing w:line="324" w:lineRule="auto" w:before="0" w:after="20"/>
+        <w:ind w:left="1247" w:hanging="170"/>
+        <w:jc w:val="left"/>
       </w:pPr>
       <w:r>
         <w:rPr>
           <w:rFonts w:ascii="맑은 고딕" w:hAnsi="맑은 고딕" w:eastAsia="맑은 고딕"/>
           <w:b w:val="0"/>
           <w:i w:val="0"/>
+          <w:color w:val="595959"/>
+          <w:sz w:val="20"/>
         </w:rPr>
-        <w:t>• &lt; 선교사 훈련 안내 - 도움요청 : 바로 복음방 &gt;</w:t>
+        <w:t>- 화장품 …</w:t>
       </w:r>
     </w:p>
     <w:p>
       <w:pPr>
-        <w:spacing w:line="336" w:lineRule="auto" w:after="40"/>
-        <w:ind w:left="340" w:hanging="198"/>
+        <w:keepNext/>
+        <w:spacing w:line="324" w:lineRule="auto" w:before="360" w:after="120"/>
+        <w:ind w:left="0" w:firstLine="0"/>
+        <w:jc w:val="left"/>
+        <w:pBdr>
+          <w:bottom w:val="single" w:sz="12" w:space="2" w:color="C00000"/>
+        </w:pBdr>
+      </w:pPr>
+      <w:r>
+        <w:rPr>
+          <w:rFonts w:ascii="맑은 고딕" w:hAnsi="맑은 고딕" w:eastAsia="맑은 고딕"/>
+          <w:b/>
+          <w:i w:val="0"/>
+          <w:color w:val="C00000"/>
+          <w:sz w:val="36"/>
+        </w:rPr>
+        <w:t>Ⅲ. 성공 사례 발표</w:t>
+      </w:r>
+    </w:p>
+    <w:p>
+      <w:pPr>
+        <w:keepNext w:val="0"/>
+        <w:spacing w:line="324" w:lineRule="auto" w:before="20" w:after="20"/>
+        <w:ind w:left="964" w:hanging="227"/>
+        <w:jc w:val="left"/>
       </w:pPr>
       <w:r>
         <w:rPr>
           <w:rFonts w:ascii="맑은 고딕" w:hAnsi="맑은 고딕" w:eastAsia="맑은 고딕"/>
           <w:b w:val="0"/>
           <w:i w:val="0"/>
+          <w:color w:val="000000"/>
+          <w:sz w:val="22"/>
         </w:rPr>
-        <w:t>• &lt; 여성시인 강좌 - 화장품 … &gt;</w:t>
+        <w:t>① 섬김부터 새신자 낸 단계</w:t>
+      </w:r>
+    </w:p>
+    <w:p>
+      <w:pPr>
+        <w:keepNext w:val="0"/>
+        <w:spacing w:line="324" w:lineRule="auto" w:before="20" w:after="20"/>
+        <w:ind w:left="964" w:hanging="227"/>
+        <w:jc w:val="left"/>
+      </w:pPr>
+      <w:r>
+        <w:rPr>
+          <w:rFonts w:ascii="맑은 고딕" w:hAnsi="맑은 고딕" w:eastAsia="맑은 고딕"/>
+          <w:b w:val="0"/>
+          <w:i w:val="0"/>
+          <w:color w:val="000000"/>
+          <w:sz w:val="22"/>
+        </w:rPr>
+        <w:t>② 2~3명 정도 준비해서 발표.</w:t>
       </w:r>
     </w:p>
     <w:sectPr>
       <w:pgSz w:w="11906" w:h="16838"/>
-      <w:pgMar w:top="1440" w:right="1247" w:bottom="1440" w:left="1247" w:header="720" w:footer="720" w:gutter="0"/>
+      <w:pgMar w:top="1440" w:right="1134" w:bottom="1440" w:left="1134" w:header="720" w:footer="720" w:gutter="0"/>
       <w:cols w:space="720"/>
       <w:docGrid w:linePitch="360"/>
     </w:sectPr>
@@ -1320,7 +1955,6 @@
     <w:rsid w:val="00FC693F"/>
     <w:rPr>
       <w:rFonts w:ascii="맑은 고딕" w:hAnsi="맑은 고딕" w:eastAsia="맑은 고딕"/>
-      <w:sz w:val="22"/>
     </w:rPr>
   </w:style>
   <w:style w:type="paragraph" w:styleId="Header">

--- a/교육자료/특전대_운영교육.docx
+++ b/교육자료/특전대_운영교육.docx
@@ -26,9 +26,6 @@
         <w:spacing w:line="324" w:lineRule="auto" w:before="0" w:after="200"/>
         <w:ind w:left="0" w:firstLine="0"/>
         <w:jc w:val="left"/>
-        <w:pBdr>
-          <w:bottom w:val="single" w:sz="4" w:space="2" w:color="595959"/>
-        </w:pBdr>
       </w:pPr>
       <w:r>
         <w:rPr>
@@ -47,9 +44,6 @@
         <w:spacing w:line="324" w:lineRule="auto" w:before="360" w:after="120"/>
         <w:ind w:left="0" w:firstLine="0"/>
         <w:jc w:val="left"/>
-        <w:pBdr>
-          <w:bottom w:val="single" w:sz="12" w:space="2" w:color="C00000"/>
-        </w:pBdr>
       </w:pPr>
       <w:r>
         <w:rPr>
@@ -986,9 +980,6 @@
         <w:spacing w:line="324" w:lineRule="auto" w:before="360" w:after="120"/>
         <w:ind w:left="0" w:firstLine="0"/>
         <w:jc w:val="left"/>
-        <w:pBdr>
-          <w:bottom w:val="single" w:sz="12" w:space="2" w:color="C00000"/>
-        </w:pBdr>
       </w:pPr>
       <w:r>
         <w:rPr>
@@ -1529,9 +1520,6 @@
         <w:spacing w:line="324" w:lineRule="auto" w:before="360" w:after="120"/>
         <w:ind w:left="0" w:firstLine="0"/>
         <w:jc w:val="left"/>
-        <w:pBdr>
-          <w:bottom w:val="single" w:sz="12" w:space="2" w:color="C00000"/>
-        </w:pBdr>
       </w:pPr>
       <w:r>
         <w:rPr>
